--- a/Analog-Signal-Components/PAX/PAM-2025/PAM-modules/detector-module/detector-module-v2/Jan26_production/Test reports/module021_report.docx
+++ b/Analog-Signal-Components/PAX/PAM-2025/PAM-modules/detector-module/detector-module-v2/Jan26_production/Test reports/module021_report.docx
@@ -108,10 +108,12 @@
     </w:p>
     <w:p>
       <w:r>
-        <w:t>Impedance mismatch. Needs rework!</w:t>
+        <w:t xml:space="preserve">Impedance mismatch. </w:t>
+      </w:r>
+      <w:r>
+        <w:t>S11 measurement looks like impedance issue (relatively flat, sloping from 0dB to -5dB with no significant features, looks similar to S11 measurement of noise with no device under test).</w:t>
       </w:r>
     </w:p>
-    <w:p/>
     <w:p>
       <w:pPr>
         <w:tabs>
@@ -321,6 +323,50 @@
         <w:rPr>
           <w:b/>
           <w:bCs/>
+          <w:noProof/>
+          <w:sz w:val="28"/>
+          <w:szCs w:val="28"/>
+        </w:rPr>
+        <w:drawing>
+          <wp:inline distT="0" distB="0" distL="0" distR="0" wp14:anchorId="57D57EC5" wp14:editId="021B20D4">
+            <wp:extent cx="5972810" cy="4778375"/>
+            <wp:effectExtent l="0" t="0" r="0" b="0"/>
+            <wp:docPr id="306083721" name="Picture 1"/>
+            <wp:cNvGraphicFramePr>
+              <a:graphicFrameLocks xmlns:a="http://schemas.openxmlformats.org/drawingml/2006/main" noChangeAspect="1"/>
+            </wp:cNvGraphicFramePr>
+            <a:graphic xmlns:a="http://schemas.openxmlformats.org/drawingml/2006/main">
+              <a:graphicData uri="http://schemas.openxmlformats.org/drawingml/2006/picture">
+                <pic:pic xmlns:pic="http://schemas.openxmlformats.org/drawingml/2006/picture">
+                  <pic:nvPicPr>
+                    <pic:cNvPr id="306083721" name="Picture 306083721"/>
+                    <pic:cNvPicPr/>
+                  </pic:nvPicPr>
+                  <pic:blipFill>
+                    <a:blip r:embed="rId6"/>
+                    <a:stretch>
+                      <a:fillRect/>
+                    </a:stretch>
+                  </pic:blipFill>
+                  <pic:spPr>
+                    <a:xfrm>
+                      <a:off x="0" y="0"/>
+                      <a:ext cx="5972810" cy="4778375"/>
+                    </a:xfrm>
+                    <a:prstGeom prst="rect">
+                      <a:avLst/>
+                    </a:prstGeom>
+                  </pic:spPr>
+                </pic:pic>
+              </a:graphicData>
+            </a:graphic>
+          </wp:inline>
+        </w:drawing>
+      </w:r>
+      <w:r>
+        <w:rPr>
+          <w:b/>
+          <w:bCs/>
           <w:sz w:val="28"/>
           <w:szCs w:val="28"/>
         </w:rPr>
@@ -367,7 +413,7 @@
                     <pic:cNvPicPr/>
                   </pic:nvPicPr>
                   <pic:blipFill>
-                    <a:blip r:embed="rId6" cstate="print">
+                    <a:blip r:embed="rId7" cstate="print">
                       <a:extLst>
                         <a:ext uri="{28A0092B-C50C-407E-A947-70E740481C1C}">
                           <a14:useLocalDpi xmlns:a14="http://schemas.microsoft.com/office/drawing/2010/main" val="0"/>
@@ -561,7 +607,7 @@
           <w:noProof/>
         </w:rPr>
         <w:drawing>
-          <wp:anchor distT="0" distB="0" distL="114300" distR="114300" simplePos="0" relativeHeight="251664384" behindDoc="0" locked="0" layoutInCell="1" allowOverlap="1" wp14:anchorId="6F775B1C" wp14:editId="5CA7C3B3">
+          <wp:anchor distT="0" distB="0" distL="114300" distR="114300" simplePos="0" relativeHeight="251664384" behindDoc="0" locked="0" layoutInCell="1" allowOverlap="1" wp14:anchorId="6F775B1C" wp14:editId="0A1B64C0">
             <wp:simplePos x="0" y="0"/>
             <wp:positionH relativeFrom="column">
               <wp:posOffset>4008491</wp:posOffset>
@@ -584,7 +630,7 @@
                     <pic:cNvPicPr/>
                   </pic:nvPicPr>
                   <pic:blipFill>
-                    <a:blip r:embed="rId7" cstate="print">
+                    <a:blip r:embed="rId8" cstate="print">
                       <a:extLst>
                         <a:ext uri="{28A0092B-C50C-407E-A947-70E740481C1C}">
                           <a14:useLocalDpi xmlns:a14="http://schemas.microsoft.com/office/drawing/2010/main" val="0"/>
@@ -1048,7 +1094,7 @@
           <w:szCs w:val="28"/>
         </w:rPr>
         <w:drawing>
-          <wp:anchor distT="0" distB="0" distL="114300" distR="114300" simplePos="0" relativeHeight="251666432" behindDoc="1" locked="0" layoutInCell="1" allowOverlap="1" wp14:anchorId="7B5D8638" wp14:editId="798E217D">
+          <wp:anchor distT="0" distB="0" distL="114300" distR="114300" simplePos="0" relativeHeight="251666432" behindDoc="1" locked="0" layoutInCell="1" allowOverlap="1" wp14:anchorId="7B5D8638" wp14:editId="32A8A053">
             <wp:simplePos x="0" y="0"/>
             <wp:positionH relativeFrom="column">
               <wp:posOffset>4004310</wp:posOffset>
@@ -1071,7 +1117,7 @@
                     <pic:cNvPicPr/>
                   </pic:nvPicPr>
                   <pic:blipFill>
-                    <a:blip r:embed="rId8" cstate="print">
+                    <a:blip r:embed="rId9" cstate="print">
                       <a:extLst>
                         <a:ext uri="{28A0092B-C50C-407E-A947-70E740481C1C}">
                           <a14:useLocalDpi xmlns:a14="http://schemas.microsoft.com/office/drawing/2010/main" val="0"/>

--- a/Analog-Signal-Components/PAX/PAM-2025/PAM-modules/detector-module/detector-module-v2/Jan26_production/Test reports/module021_report.docx
+++ b/Analog-Signal-Components/PAX/PAM-2025/PAM-modules/detector-module/detector-module-v2/Jan26_production/Test reports/module021_report.docx
@@ -108,10 +108,13 @@
     </w:p>
     <w:p>
       <w:r>
-        <w:t xml:space="preserve">Impedance mismatch. </w:t>
-      </w:r>
-      <w:r>
-        <w:t>S11 measurement looks like impedance issue (relatively flat, sloping from 0dB to -5dB with no significant features, looks similar to S11 measurement of noise with no device under test).</w:t>
+        <w:t>First build failed due to i</w:t>
+      </w:r>
+      <w:r>
+        <w:t xml:space="preserve">mpedance mismatch. </w:t>
+      </w:r>
+      <w:r>
+        <w:t>Success after rework.</w:t>
       </w:r>
     </w:p>
     <w:p>
@@ -207,24 +210,17 @@
         </w:tabs>
       </w:pPr>
       <w:r>
-        <w:t>First build P-V curves.</w:t>
-      </w:r>
-    </w:p>
-    <w:p>
-      <w:pPr>
-        <w:tabs>
-          <w:tab w:val="left" w:pos="4860"/>
-        </w:tabs>
-      </w:pPr>
+        <w:t>Reworked module P-V curves</w:t>
+      </w:r>
       <w:r>
         <w:rPr>
           <w:noProof/>
         </w:rPr>
         <w:drawing>
-          <wp:inline distT="0" distB="0" distL="0" distR="0" wp14:anchorId="34B31CE0" wp14:editId="2B11D683">
+          <wp:inline distT="0" distB="0" distL="0" distR="0" wp14:anchorId="57DE9500" wp14:editId="59A7B96E">
             <wp:extent cx="5972810" cy="4778375"/>
             <wp:effectExtent l="0" t="0" r="0" b="0"/>
-            <wp:docPr id="1419588146" name="Picture 10"/>
+            <wp:docPr id="1781920591" name="Picture 1"/>
             <wp:cNvGraphicFramePr>
               <a:graphicFrameLocks xmlns:a="http://schemas.openxmlformats.org/drawingml/2006/main" noChangeAspect="1"/>
             </wp:cNvGraphicFramePr>
@@ -232,7 +228,7 @@
               <a:graphicData uri="http://schemas.openxmlformats.org/drawingml/2006/picture">
                 <pic:pic xmlns:pic="http://schemas.openxmlformats.org/drawingml/2006/picture">
                   <pic:nvPicPr>
-                    <pic:cNvPr id="1419588146" name="Picture 1419588146"/>
+                    <pic:cNvPr id="1781920591" name="Picture 1781920591"/>
                     <pic:cNvPicPr/>
                   </pic:nvPicPr>
                   <pic:blipFill>
@@ -256,38 +252,6 @@
           </wp:inline>
         </w:drawing>
       </w:r>
-      <w:r>
-        <w:br/>
-      </w:r>
-    </w:p>
-    <w:p>
-      <w:pPr>
-        <w:rPr>
-          <w:b/>
-          <w:bCs/>
-          <w:sz w:val="28"/>
-          <w:szCs w:val="28"/>
-        </w:rPr>
-      </w:pPr>
-      <w:r>
-        <w:rPr>
-          <w:b/>
-          <w:bCs/>
-          <w:sz w:val="28"/>
-          <w:szCs w:val="28"/>
-        </w:rPr>
-        <w:br w:type="page"/>
-      </w:r>
-      <w:r>
-        <w:rPr>
-          <w:b/>
-          <w:bCs/>
-          <w:sz w:val="28"/>
-          <w:szCs w:val="28"/>
-        </w:rPr>
-        <w:lastRenderedPageBreak/>
-        <w:t>S-parameter</w:t>
-      </w:r>
     </w:p>
     <w:p>
       <w:pPr>
@@ -295,43 +259,25 @@
           <w:tab w:val="left" w:pos="4860"/>
         </w:tabs>
       </w:pPr>
-      <w:bookmarkStart w:id="0" w:name="_Hlk194052596"/>
-      <w:r>
-        <w:t>S-parameter measurement with the VNA</w:t>
-      </w:r>
-      <w:r>
-        <w:t xml:space="preserve"> (N5230C)</w:t>
-      </w:r>
-      <w:bookmarkEnd w:id="0"/>
-      <w:r>
-        <w:t>.</w:t>
-      </w:r>
-    </w:p>
-    <w:p>
-      <w:pPr>
-        <w:tabs>
-          <w:tab w:val="left" w:pos="4860"/>
-        </w:tabs>
+      <w:r>
+        <w:lastRenderedPageBreak/>
+        <w:t>First build P-V curves.</w:t>
+      </w:r>
+      <w:r>
         <w:rPr>
-          <w:b/>
-          <w:bCs/>
-          <w:sz w:val="28"/>
-          <w:szCs w:val="28"/>
+          <w:noProof/>
         </w:rPr>
-      </w:pPr>
+        <w:t xml:space="preserve"> </w:t>
+      </w:r>
       <w:r>
         <w:rPr>
-          <w:b/>
-          <w:bCs/>
           <w:noProof/>
-          <w:sz w:val="28"/>
-          <w:szCs w:val="28"/>
         </w:rPr>
         <w:drawing>
-          <wp:inline distT="0" distB="0" distL="0" distR="0" wp14:anchorId="57D57EC5" wp14:editId="021B20D4">
+          <wp:inline distT="0" distB="0" distL="0" distR="0" wp14:anchorId="52BDA2EB" wp14:editId="00FECD97">
             <wp:extent cx="5972810" cy="4778375"/>
             <wp:effectExtent l="0" t="0" r="0" b="0"/>
-            <wp:docPr id="306083721" name="Picture 1"/>
+            <wp:docPr id="1419588146" name="Picture 10"/>
             <wp:cNvGraphicFramePr>
               <a:graphicFrameLocks xmlns:a="http://schemas.openxmlformats.org/drawingml/2006/main" noChangeAspect="1"/>
             </wp:cNvGraphicFramePr>
@@ -339,7 +285,7 @@
               <a:graphicData uri="http://schemas.openxmlformats.org/drawingml/2006/picture">
                 <pic:pic xmlns:pic="http://schemas.openxmlformats.org/drawingml/2006/picture">
                   <pic:nvPicPr>
-                    <pic:cNvPr id="306083721" name="Picture 306083721"/>
+                    <pic:cNvPr id="1419588146" name="Picture 1419588146"/>
                     <pic:cNvPicPr/>
                   </pic:nvPicPr>
                   <pic:blipFill>
@@ -363,13 +309,188 @@
           </wp:inline>
         </w:drawing>
       </w:r>
-      <w:r>
+    </w:p>
+    <w:p>
+      <w:pPr>
+        <w:tabs>
+          <w:tab w:val="left" w:pos="4860"/>
+        </w:tabs>
+      </w:pPr>
+      <w:r>
+        <w:br/>
+      </w:r>
+    </w:p>
+    <w:p>
+      <w:pPr>
         <w:rPr>
           <w:b/>
           <w:bCs/>
           <w:sz w:val="28"/>
           <w:szCs w:val="28"/>
         </w:rPr>
+      </w:pPr>
+      <w:r>
+        <w:rPr>
+          <w:b/>
+          <w:bCs/>
+          <w:sz w:val="28"/>
+          <w:szCs w:val="28"/>
+        </w:rPr>
+        <w:br w:type="page"/>
+      </w:r>
+      <w:r>
+        <w:rPr>
+          <w:b/>
+          <w:bCs/>
+          <w:sz w:val="28"/>
+          <w:szCs w:val="28"/>
+        </w:rPr>
+        <w:lastRenderedPageBreak/>
+        <w:t>S-parameter</w:t>
+      </w:r>
+    </w:p>
+    <w:p>
+      <w:pPr>
+        <w:tabs>
+          <w:tab w:val="left" w:pos="4860"/>
+        </w:tabs>
+      </w:pPr>
+      <w:bookmarkStart w:id="0" w:name="_Hlk194052596"/>
+      <w:r>
+        <w:t>S-parameter measurement with the VNA</w:t>
+      </w:r>
+      <w:r>
+        <w:t xml:space="preserve"> (N5230C)</w:t>
+      </w:r>
+      <w:bookmarkEnd w:id="0"/>
+      <w:r>
+        <w:t>.</w:t>
+      </w:r>
+    </w:p>
+    <w:p>
+      <w:pPr>
+        <w:tabs>
+          <w:tab w:val="left" w:pos="4860"/>
+        </w:tabs>
+      </w:pPr>
+      <w:r>
+        <w:t>Reworked module S-parameters</w:t>
+      </w:r>
+      <w:r>
+        <w:rPr>
+          <w:noProof/>
+        </w:rPr>
+        <w:drawing>
+          <wp:inline distT="0" distB="0" distL="0" distR="0" wp14:anchorId="494E15F2" wp14:editId="74AB97AA">
+            <wp:extent cx="4676172" cy="3741037"/>
+            <wp:effectExtent l="0" t="0" r="0" b="5715"/>
+            <wp:docPr id="319474683" name="Picture 2"/>
+            <wp:cNvGraphicFramePr>
+              <a:graphicFrameLocks xmlns:a="http://schemas.openxmlformats.org/drawingml/2006/main" noChangeAspect="1"/>
+            </wp:cNvGraphicFramePr>
+            <a:graphic xmlns:a="http://schemas.openxmlformats.org/drawingml/2006/main">
+              <a:graphicData uri="http://schemas.openxmlformats.org/drawingml/2006/picture">
+                <pic:pic xmlns:pic="http://schemas.openxmlformats.org/drawingml/2006/picture">
+                  <pic:nvPicPr>
+                    <pic:cNvPr id="319474683" name="Picture 319474683"/>
+                    <pic:cNvPicPr/>
+                  </pic:nvPicPr>
+                  <pic:blipFill>
+                    <a:blip r:embed="rId7"/>
+                    <a:stretch>
+                      <a:fillRect/>
+                    </a:stretch>
+                  </pic:blipFill>
+                  <pic:spPr>
+                    <a:xfrm>
+                      <a:off x="0" y="0"/>
+                      <a:ext cx="4695323" cy="3756358"/>
+                    </a:xfrm>
+                    <a:prstGeom prst="rect">
+                      <a:avLst/>
+                    </a:prstGeom>
+                  </pic:spPr>
+                </pic:pic>
+              </a:graphicData>
+            </a:graphic>
+          </wp:inline>
+        </w:drawing>
+      </w:r>
+    </w:p>
+    <w:p>
+      <w:pPr>
+        <w:tabs>
+          <w:tab w:val="left" w:pos="4860"/>
+        </w:tabs>
+      </w:pPr>
+      <w:r>
+        <w:t>First build S-parameters</w:t>
+      </w:r>
+      <w:r>
+        <w:rPr>
+          <w:b/>
+          <w:bCs/>
+          <w:noProof/>
+          <w:sz w:val="28"/>
+          <w:szCs w:val="28"/>
+        </w:rPr>
+        <w:drawing>
+          <wp:inline distT="0" distB="0" distL="0" distR="0" wp14:anchorId="4056FA80" wp14:editId="7962330B">
+            <wp:extent cx="4470602" cy="3576577"/>
+            <wp:effectExtent l="0" t="0" r="0" b="5080"/>
+            <wp:docPr id="306083721" name="Picture 1"/>
+            <wp:cNvGraphicFramePr>
+              <a:graphicFrameLocks xmlns:a="http://schemas.openxmlformats.org/drawingml/2006/main" noChangeAspect="1"/>
+            </wp:cNvGraphicFramePr>
+            <a:graphic xmlns:a="http://schemas.openxmlformats.org/drawingml/2006/main">
+              <a:graphicData uri="http://schemas.openxmlformats.org/drawingml/2006/picture">
+                <pic:pic xmlns:pic="http://schemas.openxmlformats.org/drawingml/2006/picture">
+                  <pic:nvPicPr>
+                    <pic:cNvPr id="306083721" name="Picture 306083721"/>
+                    <pic:cNvPicPr/>
+                  </pic:nvPicPr>
+                  <pic:blipFill>
+                    <a:blip r:embed="rId8"/>
+                    <a:stretch>
+                      <a:fillRect/>
+                    </a:stretch>
+                  </pic:blipFill>
+                  <pic:spPr>
+                    <a:xfrm>
+                      <a:off x="0" y="0"/>
+                      <a:ext cx="4489079" cy="3591359"/>
+                    </a:xfrm>
+                    <a:prstGeom prst="rect">
+                      <a:avLst/>
+                    </a:prstGeom>
+                  </pic:spPr>
+                </pic:pic>
+              </a:graphicData>
+            </a:graphic>
+          </wp:inline>
+        </w:drawing>
+      </w:r>
+    </w:p>
+    <w:p>
+      <w:pPr>
+        <w:tabs>
+          <w:tab w:val="left" w:pos="4860"/>
+        </w:tabs>
+        <w:rPr>
+          <w:b/>
+          <w:bCs/>
+          <w:sz w:val="28"/>
+          <w:szCs w:val="28"/>
+        </w:rPr>
+      </w:pPr>
+      <w:r>
+        <w:rPr>
+          <w:b/>
+          <w:bCs/>
+          <w:sz w:val="28"/>
+          <w:szCs w:val="28"/>
+        </w:rPr>
+        <w:lastRenderedPageBreak/>
         <w:br/>
       </w:r>
     </w:p>
@@ -413,7 +534,7 @@
                     <pic:cNvPicPr/>
                   </pic:nvPicPr>
                   <pic:blipFill>
-                    <a:blip r:embed="rId7" cstate="print">
+                    <a:blip r:embed="rId9" cstate="print">
                       <a:extLst>
                         <a:ext uri="{28A0092B-C50C-407E-A947-70E740481C1C}">
                           <a14:useLocalDpi xmlns:a14="http://schemas.microsoft.com/office/drawing/2010/main" val="0"/>
@@ -607,7 +728,7 @@
           <w:noProof/>
         </w:rPr>
         <w:drawing>
-          <wp:anchor distT="0" distB="0" distL="114300" distR="114300" simplePos="0" relativeHeight="251664384" behindDoc="0" locked="0" layoutInCell="1" allowOverlap="1" wp14:anchorId="6F775B1C" wp14:editId="0A1B64C0">
+          <wp:anchor distT="0" distB="0" distL="114300" distR="114300" simplePos="0" relativeHeight="251664384" behindDoc="0" locked="0" layoutInCell="1" allowOverlap="1" wp14:anchorId="6F775B1C" wp14:editId="1C1D63BE">
             <wp:simplePos x="0" y="0"/>
             <wp:positionH relativeFrom="column">
               <wp:posOffset>4008491</wp:posOffset>
@@ -630,7 +751,7 @@
                     <pic:cNvPicPr/>
                   </pic:nvPicPr>
                   <pic:blipFill>
-                    <a:blip r:embed="rId8" cstate="print">
+                    <a:blip r:embed="rId10" cstate="print">
                       <a:extLst>
                         <a:ext uri="{28A0092B-C50C-407E-A947-70E740481C1C}">
                           <a14:useLocalDpi xmlns:a14="http://schemas.microsoft.com/office/drawing/2010/main" val="0"/>
@@ -1094,7 +1215,7 @@
           <w:szCs w:val="28"/>
         </w:rPr>
         <w:drawing>
-          <wp:anchor distT="0" distB="0" distL="114300" distR="114300" simplePos="0" relativeHeight="251666432" behindDoc="1" locked="0" layoutInCell="1" allowOverlap="1" wp14:anchorId="7B5D8638" wp14:editId="32A8A053">
+          <wp:anchor distT="0" distB="0" distL="114300" distR="114300" simplePos="0" relativeHeight="251666432" behindDoc="1" locked="0" layoutInCell="1" allowOverlap="1" wp14:anchorId="7B5D8638" wp14:editId="75E638C9">
             <wp:simplePos x="0" y="0"/>
             <wp:positionH relativeFrom="column">
               <wp:posOffset>4004310</wp:posOffset>
@@ -1117,7 +1238,7 @@
                     <pic:cNvPicPr/>
                   </pic:nvPicPr>
                   <pic:blipFill>
-                    <a:blip r:embed="rId9" cstate="print">
+                    <a:blip r:embed="rId11" cstate="print">
                       <a:extLst>
                         <a:ext uri="{28A0092B-C50C-407E-A947-70E740481C1C}">
                           <a14:useLocalDpi xmlns:a14="http://schemas.microsoft.com/office/drawing/2010/main" val="0"/>
